--- a/Coding 2 - year/Unit 7 - Capstone Project/Daily Lesson Plans/Word/Day 3.docx
+++ b/Coding 2 - year/Unit 7 - Capstone Project/Daily Lesson Plans/Word/Day 3.docx
@@ -50,12 +50,15 @@
               </w:rPr>
               <w:t xml:space="preserve">Coding II — Full Year</w:t>
             </w:r>
-          </w:p>
-          <w:p>
-            <w:pPr>
-              <w:spacing w:before="40"/>
-              <w:jc w:val="center"/>
-            </w:pPr>
+            <w:r>
+              <w:rPr>
+                <w:rFonts w:ascii="Arial" w:cs="Arial" w:eastAsia="Arial" w:hAnsi="Arial"/>
+                <w:sz w:val="16"/>
+                <w:szCs w:val="16"/>
+              </w:rPr>
+              <w:br/>
+              <w:t xml:space="preserve"/>
+            </w:r>
             <w:r>
               <w:rPr>
                 <w:rFonts w:ascii="Arial" w:cs="Arial" w:eastAsia="Arial" w:hAnsi="Arial"/>
@@ -83,7 +86,7 @@
           <w:rFonts w:ascii="Arial" w:cs="Arial" w:eastAsia="Arial" w:hAnsi="Arial"/>
           <w:b/>
           <w:bCs/>
-          <w:color w:val="0D3B1F"/>
+          <w:color w:val="1B7A4A"/>
           <w:sz w:val="32"/>
           <w:szCs w:val="32"/>
         </w:rPr>
@@ -200,9 +203,9 @@
               <w:right w:val="single" w:color="CCCCCC" w:sz="1"/>
             </w:tcBorders>
             <w:tcMar>
-              <w:top w:type="dxa" w:w="60"/>
+              <w:top w:type="dxa" w:w="80"/>
               <w:left w:type="dxa" w:w="120"/>
-              <w:bottom w:type="dxa" w:w="60"/>
+              <w:bottom w:type="dxa" w:w="80"/>
               <w:right w:type="dxa" w:w="120"/>
             </w:tcMar>
           </w:tcPr>
@@ -229,20 +232,147 @@
               <w:right w:val="single" w:color="CCCCCC" w:sz="1"/>
             </w:tcBorders>
             <w:tcMar>
-              <w:top w:type="dxa" w:w="60"/>
+              <w:top w:type="dxa" w:w="80"/>
               <w:left w:type="dxa" w:w="120"/>
-              <w:bottom w:type="dxa" w:w="60"/>
+              <w:bottom w:type="dxa" w:w="80"/>
               <w:right w:type="dxa" w:w="120"/>
             </w:tcMar>
           </w:tcPr>
           <w:p>
-            <w:r>
-              <w:rPr>
-                <w:rFonts w:ascii="Arial" w:cs="Arial" w:eastAsia="Arial" w:hAnsi="Arial"/>
-                <w:sz w:val="20"/>
-                <w:szCs w:val="20"/>
+            <w:pPr>
+              <w:spacing w:after="80" w:before="80"/>
+            </w:pPr>
+            <w:r>
+              <w:rPr>
+                <w:rFonts w:ascii="Arial" w:cs="Arial" w:eastAsia="Arial" w:hAnsi="Arial"/>
+                <w:b/>
+                <w:bCs/>
+                <w:i w:val="false"/>
+                <w:iCs w:val="false"/>
+                <w:color w:val="000000"/>
+                <w:sz w:val="22"/>
+                <w:szCs w:val="22"/>
               </w:rPr>
               <w:t xml:space="preserve">Bell Ringer / Review</w:t>
+            </w:r>
+            <w:r>
+              <w:rPr>
+                <w:rFonts w:ascii="Arial" w:cs="Arial" w:eastAsia="Arial" w:hAnsi="Arial"/>
+                <w:sz w:val="20"/>
+                <w:szCs w:val="20"/>
+              </w:rPr>
+              <w:br/>
+              <w:t xml:space="preserve"/>
+            </w:r>
+            <w:r>
+              <w:rPr>
+                <w:rFonts w:ascii="Arial" w:cs="Arial" w:eastAsia="Arial" w:hAnsi="Arial"/>
+                <w:sz w:val="20"/>
+                <w:szCs w:val="20"/>
+              </w:rPr>
+              <w:br/>
+              <w:t xml:space="preserve"/>
+            </w:r>
+            <w:r>
+              <w:rPr>
+                <w:rFonts w:ascii="Arial" w:cs="Arial" w:eastAsia="Arial" w:hAnsi="Arial"/>
+                <w:b/>
+                <w:bCs/>
+                <w:i w:val="false"/>
+                <w:iCs w:val="false"/>
+                <w:color w:val="000000"/>
+                <w:sz w:val="20"/>
+                <w:szCs w:val="20"/>
+              </w:rPr>
+              <w:t xml:space="preserve">Quick Write </w:t>
+            </w:r>
+            <w:r>
+              <w:rPr>
+                <w:rFonts w:ascii="Arial" w:cs="Arial" w:eastAsia="Arial" w:hAnsi="Arial"/>
+                <w:b w:val="false"/>
+                <w:bCs w:val="false"/>
+                <w:i w:val="false"/>
+                <w:iCs w:val="false"/>
+                <w:color w:val="000000"/>
+                <w:sz w:val="20"/>
+                <w:szCs w:val="20"/>
+              </w:rPr>
+              <w:t xml:space="preserve">(3 min — written or verbal):</w:t>
+            </w:r>
+            <w:r>
+              <w:rPr>
+                <w:rFonts w:ascii="Arial" w:cs="Arial" w:eastAsia="Arial" w:hAnsi="Arial"/>
+                <w:sz w:val="20"/>
+                <w:szCs w:val="20"/>
+              </w:rPr>
+              <w:br/>
+              <w:t xml:space="preserve"/>
+            </w:r>
+            <w:r>
+              <w:rPr>
+                <w:rFonts w:ascii="Arial" w:cs="Arial" w:eastAsia="Arial" w:hAnsi="Arial"/>
+                <w:b w:val="false"/>
+                <w:bCs w:val="false"/>
+                <w:i w:val="false"/>
+                <w:iCs w:val="false"/>
+                <w:color w:val="000000"/>
+                <w:sz w:val="20"/>
+                <w:szCs w:val="20"/>
+              </w:rPr>
+              <w:t xml:space="preserve">    What do you remember from last class?</w:t>
+            </w:r>
+            <w:r>
+              <w:rPr>
+                <w:rFonts w:ascii="Arial" w:cs="Arial" w:eastAsia="Arial" w:hAnsi="Arial"/>
+                <w:sz w:val="20"/>
+                <w:szCs w:val="20"/>
+              </w:rPr>
+              <w:br/>
+              <w:t xml:space="preserve"/>
+            </w:r>
+            <w:r>
+              <w:rPr>
+                <w:rFonts w:ascii="Arial" w:cs="Arial" w:eastAsia="Arial" w:hAnsi="Arial"/>
+                <w:sz w:val="20"/>
+                <w:szCs w:val="20"/>
+              </w:rPr>
+              <w:br/>
+              <w:t xml:space="preserve"/>
+            </w:r>
+            <w:r>
+              <w:rPr>
+                <w:rFonts w:ascii="Arial" w:cs="Arial" w:eastAsia="Arial" w:hAnsi="Arial"/>
+                <w:b w:val="false"/>
+                <w:bCs w:val="false"/>
+                <w:i/>
+                <w:iCs/>
+                <w:color w:val="444444"/>
+                <w:sz w:val="20"/>
+                <w:szCs w:val="20"/>
+              </w:rPr>
+              <w:t xml:space="preserve">What do you think today's topic "Planning Phase – Design &amp; Architecture" is about?</w:t>
+            </w:r>
+            <w:r>
+              <w:rPr>
+                <w:rFonts w:ascii="Arial" w:cs="Arial" w:eastAsia="Arial" w:hAnsi="Arial"/>
+                <w:sz w:val="20"/>
+                <w:szCs w:val="20"/>
+              </w:rPr>
+              <w:br/>
+              <w:t xml:space="preserve"/>
+            </w:r>
+            <w:r>
+              <w:rPr>
+                <w:rFonts w:ascii="Arial" w:cs="Arial" w:eastAsia="Arial" w:hAnsi="Arial"/>
+                <w:b w:val="false"/>
+                <w:bCs w:val="false"/>
+                <w:i/>
+                <w:iCs/>
+                <w:color w:val="555555"/>
+                <w:sz w:val="20"/>
+                <w:szCs w:val="20"/>
+              </w:rPr>
+              <w:t xml:space="preserve">→ Pair-share your response, then 2–3 students share with the class.</w:t>
             </w:r>
           </w:p>
         </w:tc>
@@ -258,9 +388,9 @@
               <w:right w:val="single" w:color="CCCCCC" w:sz="1"/>
             </w:tcBorders>
             <w:tcMar>
-              <w:top w:type="dxa" w:w="60"/>
+              <w:top w:type="dxa" w:w="80"/>
               <w:left w:type="dxa" w:w="120"/>
-              <w:bottom w:type="dxa" w:w="60"/>
+              <w:bottom w:type="dxa" w:w="80"/>
               <w:right w:type="dxa" w:w="120"/>
             </w:tcMar>
           </w:tcPr>
@@ -287,20 +417,120 @@
               <w:right w:val="single" w:color="CCCCCC" w:sz="1"/>
             </w:tcBorders>
             <w:tcMar>
-              <w:top w:type="dxa" w:w="60"/>
+              <w:top w:type="dxa" w:w="80"/>
               <w:left w:type="dxa" w:w="120"/>
-              <w:bottom w:type="dxa" w:w="60"/>
+              <w:bottom w:type="dxa" w:w="80"/>
               <w:right w:type="dxa" w:w="120"/>
             </w:tcMar>
           </w:tcPr>
           <w:p>
-            <w:r>
-              <w:rPr>
-                <w:rFonts w:ascii="Arial" w:cs="Arial" w:eastAsia="Arial" w:hAnsi="Arial"/>
-                <w:sz w:val="20"/>
-                <w:szCs w:val="20"/>
-              </w:rPr>
-              <w:t xml:space="preserve">Mini Lesson: Planning Phase – Design &amp; Architecture</w:t>
+            <w:pPr>
+              <w:spacing w:after="80" w:before="80"/>
+            </w:pPr>
+            <w:r>
+              <w:rPr>
+                <w:rFonts w:ascii="Arial" w:cs="Arial" w:eastAsia="Arial" w:hAnsi="Arial"/>
+                <w:b/>
+                <w:bCs/>
+                <w:i w:val="false"/>
+                <w:iCs w:val="false"/>
+                <w:color w:val="000000"/>
+                <w:sz w:val="22"/>
+                <w:szCs w:val="22"/>
+              </w:rPr>
+              <w:t xml:space="preserve">Mini Lesson: </w:t>
+            </w:r>
+            <w:r>
+              <w:rPr>
+                <w:rFonts w:ascii="Arial" w:cs="Arial" w:eastAsia="Arial" w:hAnsi="Arial"/>
+                <w:b w:val="false"/>
+                <w:bCs w:val="false"/>
+                <w:i w:val="false"/>
+                <w:iCs w:val="false"/>
+                <w:color w:val="000000"/>
+                <w:sz w:val="22"/>
+                <w:szCs w:val="22"/>
+              </w:rPr>
+              <w:t xml:space="preserve">Planning Phase – Design &amp; Architecture</w:t>
+            </w:r>
+            <w:r>
+              <w:rPr>
+                <w:rFonts w:ascii="Arial" w:cs="Arial" w:eastAsia="Arial" w:hAnsi="Arial"/>
+                <w:sz w:val="20"/>
+                <w:szCs w:val="20"/>
+              </w:rPr>
+              <w:br/>
+              <w:t xml:space="preserve"/>
+            </w:r>
+            <w:r>
+              <w:rPr>
+                <w:rFonts w:ascii="Arial" w:cs="Arial" w:eastAsia="Arial" w:hAnsi="Arial"/>
+                <w:sz w:val="20"/>
+                <w:szCs w:val="20"/>
+              </w:rPr>
+              <w:br/>
+              <w:t xml:space="preserve"/>
+            </w:r>
+            <w:r>
+              <w:rPr>
+                <w:rFonts w:ascii="Arial" w:cs="Arial" w:eastAsia="Arial" w:hAnsi="Arial"/>
+                <w:b/>
+                <w:bCs/>
+                <w:i/>
+                <w:iCs/>
+                <w:color w:val="555555"/>
+                <w:sz w:val="20"/>
+                <w:szCs w:val="20"/>
+              </w:rPr>
+              <w:t xml:space="preserve">→ Live Demo — </w:t>
+            </w:r>
+            <w:r>
+              <w:rPr>
+                <w:rFonts w:ascii="Arial" w:cs="Arial" w:eastAsia="Arial" w:hAnsi="Arial"/>
+                <w:b w:val="false"/>
+                <w:bCs w:val="false"/>
+                <w:i/>
+                <w:iCs/>
+                <w:color w:val="555555"/>
+                <w:sz w:val="20"/>
+                <w:szCs w:val="20"/>
+              </w:rPr>
+              <w:t xml:space="preserve">type examples as students follow along in their own editor.</w:t>
+            </w:r>
+            <w:r>
+              <w:rPr>
+                <w:rFonts w:ascii="Arial" w:cs="Arial" w:eastAsia="Arial" w:hAnsi="Arial"/>
+                <w:sz w:val="20"/>
+                <w:szCs w:val="20"/>
+              </w:rPr>
+              <w:br/>
+              <w:t xml:space="preserve"/>
+            </w:r>
+            <w:r>
+              <w:rPr>
+                <w:rFonts w:ascii="Arial" w:cs="Arial" w:eastAsia="Arial" w:hAnsi="Arial"/>
+                <w:b/>
+                <w:bCs/>
+                <w:i/>
+                <w:iCs/>
+                <w:color w:val="555555"/>
+                <w:sz w:val="20"/>
+                <w:szCs w:val="20"/>
+              </w:rPr>
+              <w:t xml:space="preserve">→ Check for Understanding: </w:t>
+            </w:r>
+            <w:r>
+              <w:rPr>
+                <w:rFonts w:ascii="Arial" w:cs="Arial" w:eastAsia="Arial" w:hAnsi="Arial"/>
+                <w:b w:val="false"/>
+                <w:bCs w:val="false"/>
+                <w:i/>
+                <w:iCs/>
+                <w:color w:val="555555"/>
+                <w:sz w:val="20"/>
+                <w:szCs w:val="20"/>
+              </w:rPr>
+              <w:t xml:space="preserve">pause and cold-call: “Can someone explain what we just did in their own words?”</w:t>
             </w:r>
           </w:p>
         </w:tc>
@@ -316,9 +546,9 @@
               <w:right w:val="single" w:color="CCCCCC" w:sz="1"/>
             </w:tcBorders>
             <w:tcMar>
-              <w:top w:type="dxa" w:w="60"/>
+              <w:top w:type="dxa" w:w="80"/>
               <w:left w:type="dxa" w:w="120"/>
-              <w:bottom w:type="dxa" w:w="60"/>
+              <w:bottom w:type="dxa" w:w="80"/>
               <w:right w:type="dxa" w:w="120"/>
             </w:tcMar>
           </w:tcPr>
@@ -331,7 +561,7 @@
                 <w:sz w:val="20"/>
                 <w:szCs w:val="20"/>
               </w:rPr>
-              <w:t xml:space="preserve">15-20 min</w:t>
+              <w:t xml:space="preserve">15–20 min</w:t>
             </w:r>
           </w:p>
         </w:tc>
@@ -345,20 +575,81 @@
               <w:right w:val="single" w:color="CCCCCC" w:sz="1"/>
             </w:tcBorders>
             <w:tcMar>
-              <w:top w:type="dxa" w:w="60"/>
+              <w:top w:type="dxa" w:w="80"/>
               <w:left w:type="dxa" w:w="120"/>
-              <w:bottom w:type="dxa" w:w="60"/>
+              <w:bottom w:type="dxa" w:w="80"/>
               <w:right w:type="dxa" w:w="120"/>
             </w:tcMar>
           </w:tcPr>
           <w:p>
-            <w:r>
-              <w:rPr>
-                <w:rFonts w:ascii="Arial" w:cs="Arial" w:eastAsia="Arial" w:hAnsi="Arial"/>
-                <w:sz w:val="20"/>
-                <w:szCs w:val="20"/>
+            <w:pPr>
+              <w:spacing w:after="80" w:before="80"/>
+            </w:pPr>
+            <w:r>
+              <w:rPr>
+                <w:rFonts w:ascii="Arial" w:cs="Arial" w:eastAsia="Arial" w:hAnsi="Arial"/>
+                <w:b/>
+                <w:bCs/>
+                <w:i w:val="false"/>
+                <w:iCs w:val="false"/>
+                <w:color w:val="000000"/>
+                <w:sz w:val="22"/>
+                <w:szCs w:val="22"/>
               </w:rPr>
               <w:t xml:space="preserve">Independent Practice / Code Along</w:t>
+            </w:r>
+            <w:r>
+              <w:rPr>
+                <w:rFonts w:ascii="Arial" w:cs="Arial" w:eastAsia="Arial" w:hAnsi="Arial"/>
+                <w:sz w:val="20"/>
+                <w:szCs w:val="20"/>
+              </w:rPr>
+              <w:br/>
+              <w:t xml:space="preserve"/>
+            </w:r>
+            <w:r>
+              <w:rPr>
+                <w:rFonts w:ascii="Arial" w:cs="Arial" w:eastAsia="Arial" w:hAnsi="Arial"/>
+                <w:b w:val="false"/>
+                <w:bCs w:val="false"/>
+                <w:i w:val="false"/>
+                <w:iCs w:val="false"/>
+                <w:color w:val="000000"/>
+                <w:sz w:val="20"/>
+                <w:szCs w:val="20"/>
+              </w:rPr>
+              <w:t xml:space="preserve">    Work through problems from the day's exercise set.</w:t>
+            </w:r>
+            <w:r>
+              <w:rPr>
+                <w:rFonts w:ascii="Arial" w:cs="Arial" w:eastAsia="Arial" w:hAnsi="Arial"/>
+                <w:sz w:val="20"/>
+                <w:szCs w:val="20"/>
+              </w:rPr>
+              <w:br/>
+              <w:t xml:space="preserve"/>
+            </w:r>
+            <w:r>
+              <w:rPr>
+                <w:rFonts w:ascii="Arial" w:cs="Arial" w:eastAsia="Arial" w:hAnsi="Arial"/>
+                <w:sz w:val="20"/>
+                <w:szCs w:val="20"/>
+              </w:rPr>
+              <w:br/>
+              <w:t xml:space="preserve"/>
+            </w:r>
+            <w:r>
+              <w:rPr>
+                <w:rFonts w:ascii="Arial" w:cs="Arial" w:eastAsia="Arial" w:hAnsi="Arial"/>
+                <w:b w:val="false"/>
+                <w:bCs w:val="false"/>
+                <w:i/>
+                <w:iCs/>
+                <w:color w:val="555555"/>
+                <w:sz w:val="20"/>
+                <w:szCs w:val="20"/>
+              </w:rPr>
+              <w:t xml:space="preserve">→ Teacher circulates — offer hints, check for understanding.</w:t>
             </w:r>
           </w:p>
         </w:tc>
@@ -374,9 +665,9 @@
               <w:right w:val="single" w:color="CCCCCC" w:sz="1"/>
             </w:tcBorders>
             <w:tcMar>
-              <w:top w:type="dxa" w:w="60"/>
+              <w:top w:type="dxa" w:w="80"/>
               <w:left w:type="dxa" w:w="120"/>
-              <w:bottom w:type="dxa" w:w="60"/>
+              <w:bottom w:type="dxa" w:w="80"/>
               <w:right w:type="dxa" w:w="120"/>
             </w:tcMar>
           </w:tcPr>
@@ -403,20 +694,90 @@
               <w:right w:val="single" w:color="CCCCCC" w:sz="1"/>
             </w:tcBorders>
             <w:tcMar>
-              <w:top w:type="dxa" w:w="60"/>
+              <w:top w:type="dxa" w:w="80"/>
               <w:left w:type="dxa" w:w="120"/>
-              <w:bottom w:type="dxa" w:w="60"/>
+              <w:bottom w:type="dxa" w:w="80"/>
               <w:right w:type="dxa" w:w="120"/>
             </w:tcMar>
           </w:tcPr>
           <w:p>
-            <w:r>
-              <w:rPr>
-                <w:rFonts w:ascii="Arial" w:cs="Arial" w:eastAsia="Arial" w:hAnsi="Arial"/>
-                <w:sz w:val="20"/>
-                <w:szCs w:val="20"/>
+            <w:pPr>
+              <w:spacing w:after="80" w:before="80"/>
+            </w:pPr>
+            <w:r>
+              <w:rPr>
+                <w:rFonts w:ascii="Arial" w:cs="Arial" w:eastAsia="Arial" w:hAnsi="Arial"/>
+                <w:b/>
+                <w:bCs/>
+                <w:i w:val="false"/>
+                <w:iCs w:val="false"/>
+                <w:color w:val="000000"/>
+                <w:sz w:val="22"/>
+                <w:szCs w:val="22"/>
               </w:rPr>
               <w:t xml:space="preserve">Exit Ticket / Wrap-Up</w:t>
+            </w:r>
+            <w:r>
+              <w:rPr>
+                <w:rFonts w:ascii="Arial" w:cs="Arial" w:eastAsia="Arial" w:hAnsi="Arial"/>
+                <w:sz w:val="20"/>
+                <w:szCs w:val="20"/>
+              </w:rPr>
+              <w:br/>
+              <w:t xml:space="preserve"/>
+            </w:r>
+            <w:r>
+              <w:rPr>
+                <w:rFonts w:ascii="Arial" w:cs="Arial" w:eastAsia="Arial" w:hAnsi="Arial"/>
+                <w:sz w:val="20"/>
+                <w:szCs w:val="20"/>
+              </w:rPr>
+              <w:br/>
+              <w:t xml:space="preserve"/>
+            </w:r>
+            <w:r>
+              <w:rPr>
+                <w:rFonts w:ascii="Arial" w:cs="Arial" w:eastAsia="Arial" w:hAnsi="Arial"/>
+                <w:b w:val="false"/>
+                <w:bCs w:val="false"/>
+                <w:i w:val="false"/>
+                <w:iCs w:val="false"/>
+                <w:color w:val="000000"/>
+                <w:sz w:val="20"/>
+                <w:szCs w:val="20"/>
+              </w:rPr>
+              <w:t xml:space="preserve">What is one key concept you learned today?</w:t>
+            </w:r>
+            <w:r>
+              <w:rPr>
+                <w:rFonts w:ascii="Arial" w:cs="Arial" w:eastAsia="Arial" w:hAnsi="Arial"/>
+                <w:sz w:val="20"/>
+                <w:szCs w:val="20"/>
+              </w:rPr>
+              <w:br/>
+              <w:t xml:space="preserve"/>
+            </w:r>
+            <w:r>
+              <w:rPr>
+                <w:rFonts w:ascii="Arial" w:cs="Arial" w:eastAsia="Arial" w:hAnsi="Arial"/>
+                <w:sz w:val="20"/>
+                <w:szCs w:val="20"/>
+              </w:rPr>
+              <w:br/>
+              <w:t xml:space="preserve"/>
+            </w:r>
+            <w:r>
+              <w:rPr>
+                <w:rFonts w:ascii="Arial" w:cs="Arial" w:eastAsia="Arial" w:hAnsi="Arial"/>
+                <w:b w:val="false"/>
+                <w:bCs w:val="false"/>
+                <w:i/>
+                <w:iCs/>
+                <w:color w:val="555555"/>
+                <w:sz w:val="20"/>
+                <w:szCs w:val="20"/>
+              </w:rPr>
+              <w:t xml:space="preserve">→ 3–2–1: Name 3 things learned, 2 new vocab words, 1 question you still have.</w:t>
             </w:r>
           </w:p>
         </w:tc>

--- a/Coding 2 - year/Unit 7 - Capstone Project/Daily Lesson Plans/Word/Day 3.docx
+++ b/Coding 2 - year/Unit 7 - Capstone Project/Daily Lesson Plans/Word/Day 3.docx
@@ -319,7 +319,7 @@
                 <w:sz w:val="20"/>
                 <w:szCs w:val="20"/>
               </w:rPr>
-              <w:t xml:space="preserve">    What do you remember from last class?</w:t>
+              <w:t xml:space="preserve">    What do you already know about Planning Phase – Design &amp; Architecture? Write down at least one thing.</w:t>
             </w:r>
             <w:r>
               <w:rPr>
@@ -350,7 +350,7 @@
                 <w:sz w:val="20"/>
                 <w:szCs w:val="20"/>
               </w:rPr>
-              <w:t xml:space="preserve">What do you think today's topic "Planning Phase – Design &amp; Architecture" is about?</w:t>
+              <w:t xml:space="preserve">Today’s Goal: Explore and practice Planning Phase – Design &amp; Architecture.</w:t>
             </w:r>
             <w:r>
               <w:rPr>
@@ -746,7 +746,7 @@
                 <w:sz w:val="20"/>
                 <w:szCs w:val="20"/>
               </w:rPr>
-              <w:t xml:space="preserve">What is one key concept you learned today?</w:t>
+              <w:t xml:space="preserve">Name one new thing you learned about Planning Phase – Design &amp; Architecture today and one question you still have.</w:t>
             </w:r>
             <w:r>
               <w:rPr>

--- a/Coding 2 - year/Unit 7 - Capstone Project/Daily Lesson Plans/Word/Day 3.docx
+++ b/Coding 2 - year/Unit 7 - Capstone Project/Daily Lesson Plans/Word/Day 3.docx
@@ -342,6 +342,72 @@
             <w:r>
               <w:rPr>
                 <w:rFonts w:ascii="Arial" w:cs="Arial" w:eastAsia="Arial" w:hAnsi="Arial"/>
+                <w:b/>
+                <w:bCs/>
+                <w:i w:val="false"/>
+                <w:iCs w:val="false"/>
+                <w:color w:val="000000"/>
+                <w:sz w:val="20"/>
+                <w:szCs w:val="20"/>
+              </w:rPr>
+              <w:t xml:space="preserve">Vocabulary Preview — </w:t>
+            </w:r>
+            <w:r>
+              <w:rPr>
+                <w:rFonts w:ascii="Arial" w:cs="Arial" w:eastAsia="Arial" w:hAnsi="Arial"/>
+                <w:b w:val="false"/>
+                <w:bCs w:val="false"/>
+                <w:i w:val="false"/>
+                <w:iCs w:val="false"/>
+                <w:color w:val="000000"/>
+                <w:sz w:val="20"/>
+                <w:szCs w:val="20"/>
+              </w:rPr>
+              <w:t xml:space="preserve">terms we'll use today:</w:t>
+            </w:r>
+            <w:r>
+              <w:rPr>
+                <w:rFonts w:ascii="Arial" w:cs="Arial" w:eastAsia="Arial" w:hAnsi="Arial"/>
+                <w:sz w:val="20"/>
+                <w:szCs w:val="20"/>
+              </w:rPr>
+              <w:br/>
+              <w:t xml:space="preserve"/>
+            </w:r>
+            <w:r>
+              <w:rPr>
+                <w:rFonts w:ascii="Arial" w:cs="Arial" w:eastAsia="Arial" w:hAnsi="Arial"/>
+                <w:b w:val="false"/>
+                <w:bCs w:val="false"/>
+                <w:i w:val="false"/>
+                <w:iCs w:val="false"/>
+                <w:color w:val="000000"/>
+                <w:sz w:val="20"/>
+                <w:szCs w:val="20"/>
+              </w:rPr>
+              <w:t xml:space="preserve">    • Minutes 0-5   •   Planning Standup   •   Minutes 5-50   •   Individual Planning Work   •   Planning Template   •   Minutes 50-55</w:t>
+            </w:r>
+            <w:r>
+              <w:rPr>
+                <w:rFonts w:ascii="Arial" w:cs="Arial" w:eastAsia="Arial" w:hAnsi="Arial"/>
+                <w:sz w:val="20"/>
+                <w:szCs w:val="20"/>
+              </w:rPr>
+              <w:br/>
+              <w:t xml:space="preserve"/>
+            </w:r>
+            <w:r>
+              <w:rPr>
+                <w:rFonts w:ascii="Arial" w:cs="Arial" w:eastAsia="Arial" w:hAnsi="Arial"/>
+                <w:sz w:val="20"/>
+                <w:szCs w:val="20"/>
+              </w:rPr>
+              <w:br/>
+              <w:t xml:space="preserve"/>
+            </w:r>
+            <w:r>
+              <w:rPr>
+                <w:rFonts w:ascii="Arial" w:cs="Arial" w:eastAsia="Arial" w:hAnsi="Arial"/>
                 <w:b w:val="false"/>
                 <w:bCs w:val="false"/>
                 <w:i/>
@@ -474,6 +540,310 @@
             <w:r>
               <w:rPr>
                 <w:rFonts w:ascii="Arial" w:cs="Arial" w:eastAsia="Arial" w:hAnsi="Arial"/>
+                <w:b w:val="false"/>
+                <w:bCs w:val="false"/>
+                <w:i w:val="false"/>
+                <w:iCs w:val="false"/>
+                <w:color w:val="000000"/>
+                <w:sz w:val="20"/>
+                <w:szCs w:val="20"/>
+              </w:rPr>
+              <w:t xml:space="preserve">Real software development starts with planning, not coding. Today you'll take your brainstorm from Day 2 and turn it into a blueprint. You'll design your classes, plan your functions, sketch your file structure, and write pseudocode. This plan is your guide fo</w:t>
+            </w:r>
+            <w:r>
+              <w:rPr>
+                <w:rFonts w:ascii="Arial" w:cs="Arial" w:eastAsia="Arial" w:hAnsi="Arial"/>
+                <w:sz w:val="20"/>
+                <w:szCs w:val="20"/>
+              </w:rPr>
+              <w:br/>
+              <w:t xml:space="preserve"/>
+            </w:r>
+            <w:r>
+              <w:rPr>
+                <w:rFonts w:ascii="Arial" w:cs="Arial" w:eastAsia="Arial" w:hAnsi="Arial"/>
+                <w:b w:val="false"/>
+                <w:bCs w:val="false"/>
+                <w:i w:val="false"/>
+                <w:iCs w:val="false"/>
+                <w:color w:val="000000"/>
+                <w:sz w:val="20"/>
+                <w:szCs w:val="20"/>
+              </w:rPr>
+              <w:t xml:space="preserve">Minutes 5-50: Individual Planning Work</w:t>
+            </w:r>
+            <w:r>
+              <w:rPr>
+                <w:rFonts w:ascii="Arial" w:cs="Arial" w:eastAsia="Arial" w:hAnsi="Arial"/>
+                <w:sz w:val="20"/>
+                <w:szCs w:val="20"/>
+              </w:rPr>
+              <w:br/>
+              <w:t xml:space="preserve"/>
+            </w:r>
+            <w:r>
+              <w:rPr>
+                <w:rFonts w:ascii="Arial" w:cs="Arial" w:eastAsia="Arial" w:hAnsi="Arial"/>
+                <w:sz w:val="20"/>
+                <w:szCs w:val="20"/>
+              </w:rPr>
+              <w:br/>
+              <w:t xml:space="preserve"/>
+            </w:r>
+            <w:r>
+              <w:rPr>
+                <w:rFonts w:ascii="Arial" w:cs="Arial" w:eastAsia="Arial" w:hAnsi="Arial"/>
+                <w:b/>
+                <w:bCs/>
+                <w:i w:val="false"/>
+                <w:iCs w:val="false"/>
+                <w:color w:val="000000"/>
+                <w:sz w:val="20"/>
+                <w:szCs w:val="20"/>
+              </w:rPr>
+              <w:t xml:space="preserve">Key Concepts:</w:t>
+            </w:r>
+            <w:r>
+              <w:rPr>
+                <w:rFonts w:ascii="Arial" w:cs="Arial" w:eastAsia="Arial" w:hAnsi="Arial"/>
+                <w:sz w:val="20"/>
+                <w:szCs w:val="20"/>
+              </w:rPr>
+              <w:br/>
+              <w:t xml:space="preserve"/>
+            </w:r>
+            <w:r>
+              <w:rPr>
+                <w:rFonts w:ascii="Arial" w:cs="Arial" w:eastAsia="Arial" w:hAnsi="Arial"/>
+                <w:b w:val="false"/>
+                <w:bCs w:val="false"/>
+                <w:i w:val="false"/>
+                <w:iCs w:val="false"/>
+                <w:color w:val="000000"/>
+                <w:sz w:val="20"/>
+                <w:szCs w:val="20"/>
+              </w:rPr>
+              <w:t xml:space="preserve">    • Teacher: why planning matters (saves time, prevents rework, clarifies thinking)</w:t>
+            </w:r>
+            <w:r>
+              <w:rPr>
+                <w:rFonts w:ascii="Arial" w:cs="Arial" w:eastAsia="Arial" w:hAnsi="Arial"/>
+                <w:sz w:val="20"/>
+                <w:szCs w:val="20"/>
+              </w:rPr>
+              <w:br/>
+              <w:t xml:space="preserve"/>
+            </w:r>
+            <w:r>
+              <w:rPr>
+                <w:rFonts w:ascii="Arial" w:cs="Arial" w:eastAsia="Arial" w:hAnsi="Arial"/>
+                <w:b w:val="false"/>
+                <w:bCs w:val="false"/>
+                <w:i w:val="false"/>
+                <w:iCs w:val="false"/>
+                <w:color w:val="000000"/>
+                <w:sz w:val="20"/>
+                <w:szCs w:val="20"/>
+              </w:rPr>
+              <w:t xml:space="preserve">    • Quick demo: show one planning example from a past project</w:t>
+            </w:r>
+            <w:r>
+              <w:rPr>
+                <w:rFonts w:ascii="Arial" w:cs="Arial" w:eastAsia="Arial" w:hAnsi="Arial"/>
+                <w:sz w:val="20"/>
+                <w:szCs w:val="20"/>
+              </w:rPr>
+              <w:br/>
+              <w:t xml:space="preserve"/>
+            </w:r>
+            <w:r>
+              <w:rPr>
+                <w:rFonts w:ascii="Arial" w:cs="Arial" w:eastAsia="Arial" w:hAnsi="Arial"/>
+                <w:b w:val="false"/>
+                <w:bCs w:val="false"/>
+                <w:i w:val="false"/>
+                <w:iCs w:val="false"/>
+                <w:color w:val="000000"/>
+                <w:sz w:val="20"/>
+                <w:szCs w:val="20"/>
+              </w:rPr>
+              <w:t xml:space="preserve">    • Use the Planning Template (below) to design your project</w:t>
+            </w:r>
+            <w:r>
+              <w:rPr>
+                <w:rFonts w:ascii="Arial" w:cs="Arial" w:eastAsia="Arial" w:hAnsi="Arial"/>
+                <w:sz w:val="20"/>
+                <w:szCs w:val="20"/>
+              </w:rPr>
+              <w:br/>
+              <w:t xml:space="preserve"/>
+            </w:r>
+            <w:r>
+              <w:rPr>
+                <w:rFonts w:ascii="Arial" w:cs="Arial" w:eastAsia="Arial" w:hAnsi="Arial"/>
+                <w:b w:val="false"/>
+                <w:bCs w:val="false"/>
+                <w:i w:val="false"/>
+                <w:iCs w:val="false"/>
+                <w:color w:val="000000"/>
+                <w:sz w:val="20"/>
+                <w:szCs w:val="20"/>
+              </w:rPr>
+              <w:t xml:space="preserve">    • Create a document (Google Doc, .txt, or Markdown) with:</w:t>
+            </w:r>
+            <w:r>
+              <w:rPr>
+                <w:rFonts w:ascii="Arial" w:cs="Arial" w:eastAsia="Arial" w:hAnsi="Arial"/>
+                <w:sz w:val="20"/>
+                <w:szCs w:val="20"/>
+              </w:rPr>
+              <w:br/>
+              <w:t xml:space="preserve"/>
+            </w:r>
+            <w:r>
+              <w:rPr>
+                <w:rFonts w:ascii="Arial" w:cs="Arial" w:eastAsia="Arial" w:hAnsi="Arial"/>
+                <w:b w:val="false"/>
+                <w:bCs w:val="false"/>
+                <w:i w:val="false"/>
+                <w:iCs w:val="false"/>
+                <w:color w:val="000000"/>
+                <w:sz w:val="20"/>
+                <w:szCs w:val="20"/>
+              </w:rPr>
+              <w:t xml:space="preserve">    • Encourage: use diagrams, boxes, arrows — visual planning is powerful</w:t>
+            </w:r>
+            <w:r>
+              <w:rPr>
+                <w:rFonts w:ascii="Arial" w:cs="Arial" w:eastAsia="Arial" w:hAnsi="Arial"/>
+                <w:sz w:val="20"/>
+                <w:szCs w:val="20"/>
+              </w:rPr>
+              <w:br/>
+              <w:t xml:space="preserve"/>
+            </w:r>
+            <w:r>
+              <w:rPr>
+                <w:rFonts w:ascii="Arial" w:cs="Arial" w:eastAsia="Arial" w:hAnsi="Arial"/>
+                <w:b w:val="false"/>
+                <w:bCs w:val="false"/>
+                <w:i w:val="false"/>
+                <w:iCs w:val="false"/>
+                <w:color w:val="000000"/>
+                <w:sz w:val="20"/>
+                <w:szCs w:val="20"/>
+              </w:rPr>
+              <w:t xml:space="preserve">    • Save planning document to your project folder</w:t>
+            </w:r>
+            <w:r>
+              <w:rPr>
+                <w:rFonts w:ascii="Arial" w:cs="Arial" w:eastAsia="Arial" w:hAnsi="Arial"/>
+                <w:sz w:val="20"/>
+                <w:szCs w:val="20"/>
+              </w:rPr>
+              <w:br/>
+              <w:t xml:space="preserve"/>
+            </w:r>
+            <w:r>
+              <w:rPr>
+                <w:rFonts w:ascii="Arial" w:cs="Arial" w:eastAsia="Arial" w:hAnsi="Arial"/>
+                <w:b w:val="false"/>
+                <w:bCs w:val="false"/>
+                <w:i w:val="false"/>
+                <w:iCs w:val="false"/>
+                <w:color w:val="000000"/>
+                <w:sz w:val="20"/>
+                <w:szCs w:val="20"/>
+              </w:rPr>
+              <w:t xml:space="preserve">    • Bring it to Day 4 check-in</w:t>
+            </w:r>
+            <w:r>
+              <w:rPr>
+                <w:rFonts w:ascii="Arial" w:cs="Arial" w:eastAsia="Arial" w:hAnsi="Arial"/>
+                <w:sz w:val="20"/>
+                <w:szCs w:val="20"/>
+              </w:rPr>
+              <w:br/>
+              <w:t xml:space="preserve"/>
+            </w:r>
+            <w:r>
+              <w:rPr>
+                <w:rFonts w:ascii="Arial" w:cs="Arial" w:eastAsia="Arial" w:hAnsi="Arial"/>
+                <w:b w:val="false"/>
+                <w:bCs w:val="false"/>
+                <w:i w:val="false"/>
+                <w:iCs w:val="false"/>
+                <w:color w:val="000000"/>
+                <w:sz w:val="20"/>
+                <w:szCs w:val="20"/>
+              </w:rPr>
+              <w:t xml:space="preserve">    • [ ] Data model defined (classes, attributes, methods)</w:t>
+            </w:r>
+            <w:r>
+              <w:rPr>
+                <w:rFonts w:ascii="Arial" w:cs="Arial" w:eastAsia="Arial" w:hAnsi="Arial"/>
+                <w:sz w:val="20"/>
+                <w:szCs w:val="20"/>
+              </w:rPr>
+              <w:br/>
+              <w:t xml:space="preserve"/>
+            </w:r>
+            <w:r>
+              <w:rPr>
+                <w:rFonts w:ascii="Arial" w:cs="Arial" w:eastAsia="Arial" w:hAnsi="Arial"/>
+                <w:sz w:val="20"/>
+                <w:szCs w:val="20"/>
+              </w:rPr>
+              <w:br/>
+              <w:t xml:space="preserve"/>
+            </w:r>
+            <w:r>
+              <w:rPr>
+                <w:rFonts w:ascii="Arial" w:cs="Arial" w:eastAsia="Arial" w:hAnsi="Arial"/>
+                <w:b/>
+                <w:bCs/>
+                <w:i w:val="false"/>
+                <w:iCs w:val="false"/>
+                <w:color w:val="000000"/>
+                <w:sz w:val="20"/>
+                <w:szCs w:val="20"/>
+              </w:rPr>
+              <w:t xml:space="preserve">Vocabulary: </w:t>
+            </w:r>
+            <w:r>
+              <w:rPr>
+                <w:rFonts w:ascii="Arial" w:cs="Arial" w:eastAsia="Arial" w:hAnsi="Arial"/>
+                <w:b w:val="false"/>
+                <w:bCs w:val="false"/>
+                <w:i w:val="false"/>
+                <w:iCs w:val="false"/>
+                <w:color w:val="000000"/>
+                <w:sz w:val="20"/>
+                <w:szCs w:val="20"/>
+              </w:rPr>
+              <w:t xml:space="preserve">Minutes 0-5, Planning Standup, Minutes 5-50, Individual Planning Work, Planning Template, Minutes 50-55</w:t>
+            </w:r>
+            <w:r>
+              <w:rPr>
+                <w:rFonts w:ascii="Arial" w:cs="Arial" w:eastAsia="Arial" w:hAnsi="Arial"/>
+                <w:sz w:val="20"/>
+                <w:szCs w:val="20"/>
+              </w:rPr>
+              <w:br/>
+              <w:t xml:space="preserve"/>
+            </w:r>
+            <w:r>
+              <w:rPr>
+                <w:rFonts w:ascii="Arial" w:cs="Arial" w:eastAsia="Arial" w:hAnsi="Arial"/>
+                <w:sz w:val="20"/>
+                <w:szCs w:val="20"/>
+              </w:rPr>
+              <w:br/>
+              <w:t xml:space="preserve"/>
+            </w:r>
+            <w:r>
+              <w:rPr>
+                <w:rFonts w:ascii="Arial" w:cs="Arial" w:eastAsia="Arial" w:hAnsi="Arial"/>
                 <w:b/>
                 <w:bCs/>
                 <w:i/>
@@ -561,7 +931,7 @@
                 <w:sz w:val="20"/>
                 <w:szCs w:val="20"/>
               </w:rPr>
-              <w:t xml:space="preserve">15–20 min</w:t>
+              <w:t xml:space="preserve">15 min</w:t>
             </w:r>
           </w:p>
         </w:tc>
@@ -596,7 +966,16 @@
                 <w:sz w:val="22"/>
                 <w:szCs w:val="22"/>
               </w:rPr>
-              <w:t xml:space="preserve">Independent Practice / Code Along</w:t>
+              <w:t xml:space="preserve">Guided Practice</w:t>
+            </w:r>
+            <w:r>
+              <w:rPr>
+                <w:rFonts w:ascii="Arial" w:cs="Arial" w:eastAsia="Arial" w:hAnsi="Arial"/>
+                <w:sz w:val="20"/>
+                <w:szCs w:val="20"/>
+              </w:rPr>
+              <w:br/>
+              <w:t xml:space="preserve"/>
             </w:r>
             <w:r>
               <w:rPr>
@@ -618,7 +997,11 @@
                 <w:sz w:val="20"/>
                 <w:szCs w:val="20"/>
               </w:rPr>
-              <w:t xml:space="preserve">    Work through problems from the day's exercise set.</w:t>
+              <w:t xml:space="preserve">- [ ] Planning document completed
+- [ ] Class/function design finalized
+- [ ] File structure diagram created
+- [ ] Pseudocode written for core features
+- [ ] Plan saved to project folder</w:t>
             </w:r>
             <w:r>
               <w:rPr>
@@ -649,7 +1032,7 @@
                 <w:sz w:val="20"/>
                 <w:szCs w:val="20"/>
               </w:rPr>
-              <w:t xml:space="preserve">→ Teacher circulates — offer hints, check for understanding.</w:t>
+              <w:t xml:space="preserve">→ Teacher models — students try alongside, then compare results.</w:t>
             </w:r>
           </w:p>
         </w:tc>
@@ -680,7 +1063,7 @@
                 <w:sz w:val="20"/>
                 <w:szCs w:val="20"/>
               </w:rPr>
-              <w:t xml:space="preserve">5 min</w:t>
+              <w:t xml:space="preserve">15–20 min</w:t>
             </w:r>
           </w:p>
         </w:tc>
@@ -715,16 +1098,7 @@
                 <w:sz w:val="22"/>
                 <w:szCs w:val="22"/>
               </w:rPr>
-              <w:t xml:space="preserve">Exit Ticket / Wrap-Up</w:t>
-            </w:r>
-            <w:r>
-              <w:rPr>
-                <w:rFonts w:ascii="Arial" w:cs="Arial" w:eastAsia="Arial" w:hAnsi="Arial"/>
-                <w:sz w:val="20"/>
-                <w:szCs w:val="20"/>
-              </w:rPr>
-              <w:br/>
-              <w:t xml:space="preserve"/>
+              <w:t xml:space="preserve">Independent Practice / Code Along</w:t>
             </w:r>
             <w:r>
               <w:rPr>
@@ -746,7 +1120,29 @@
                 <w:sz w:val="20"/>
                 <w:szCs w:val="20"/>
               </w:rPr>
-              <w:t xml:space="preserve">Name one new thing you learned about Planning Phase – Design &amp; Architecture today and one question you still have.</w:t>
+              <w:t xml:space="preserve">    Students develop their project plans and design documents.</w:t>
+            </w:r>
+            <w:r>
+              <w:rPr>
+                <w:rFonts w:ascii="Arial" w:cs="Arial" w:eastAsia="Arial" w:hAnsi="Arial"/>
+                <w:sz w:val="20"/>
+                <w:szCs w:val="20"/>
+              </w:rPr>
+              <w:br/>
+              <w:t xml:space="preserve"/>
+            </w:r>
+            <w:r>
+              <w:rPr>
+                <w:rFonts w:ascii="Arial" w:cs="Arial" w:eastAsia="Arial" w:hAnsi="Arial"/>
+                <w:b w:val="false"/>
+                <w:bCs w:val="false"/>
+                <w:i w:val="false"/>
+                <w:iCs w:val="false"/>
+                <w:color w:val="000000"/>
+                <w:sz w:val="20"/>
+                <w:szCs w:val="20"/>
+              </w:rPr>
+              <w:t xml:space="preserve">    Review plans individually and provide feedback.</w:t>
             </w:r>
             <w:r>
               <w:rPr>
@@ -777,6 +1173,134 @@
                 <w:sz w:val="20"/>
                 <w:szCs w:val="20"/>
               </w:rPr>
+              <w:t xml:space="preserve">→ Teacher circulates — offer hints, check for understanding.</w:t>
+            </w:r>
+          </w:p>
+        </w:tc>
+      </w:tr>
+      <w:tr>
+        <w:tc>
+          <w:tcPr>
+            <w:tcW w:type="dxa" w:w="1800"/>
+            <w:tcBorders>
+              <w:top w:val="single" w:color="CCCCCC" w:sz="1"/>
+              <w:left w:val="single" w:color="CCCCCC" w:sz="1"/>
+              <w:bottom w:val="single" w:color="CCCCCC" w:sz="1"/>
+              <w:right w:val="single" w:color="CCCCCC" w:sz="1"/>
+            </w:tcBorders>
+            <w:tcMar>
+              <w:top w:type="dxa" w:w="80"/>
+              <w:left w:type="dxa" w:w="120"/>
+              <w:bottom w:type="dxa" w:w="80"/>
+              <w:right w:type="dxa" w:w="120"/>
+            </w:tcMar>
+          </w:tcPr>
+          <w:p>
+            <w:r>
+              <w:rPr>
+                <w:rFonts w:ascii="Arial" w:cs="Arial" w:eastAsia="Arial" w:hAnsi="Arial"/>
+                <w:b/>
+                <w:bCs/>
+                <w:sz w:val="20"/>
+                <w:szCs w:val="20"/>
+              </w:rPr>
+              <w:t xml:space="preserve">5 min</w:t>
+            </w:r>
+          </w:p>
+        </w:tc>
+        <w:tc>
+          <w:tcPr>
+            <w:tcW w:type="dxa" w:w="7560"/>
+            <w:tcBorders>
+              <w:top w:val="single" w:color="CCCCCC" w:sz="1"/>
+              <w:left w:val="single" w:color="CCCCCC" w:sz="1"/>
+              <w:bottom w:val="single" w:color="CCCCCC" w:sz="1"/>
+              <w:right w:val="single" w:color="CCCCCC" w:sz="1"/>
+            </w:tcBorders>
+            <w:tcMar>
+              <w:top w:type="dxa" w:w="80"/>
+              <w:left w:type="dxa" w:w="120"/>
+              <w:bottom w:type="dxa" w:w="80"/>
+              <w:right w:type="dxa" w:w="120"/>
+            </w:tcMar>
+          </w:tcPr>
+          <w:p>
+            <w:pPr>
+              <w:spacing w:after="80" w:before="80"/>
+            </w:pPr>
+            <w:r>
+              <w:rPr>
+                <w:rFonts w:ascii="Arial" w:cs="Arial" w:eastAsia="Arial" w:hAnsi="Arial"/>
+                <w:b/>
+                <w:bCs/>
+                <w:i w:val="false"/>
+                <w:iCs w:val="false"/>
+                <w:color w:val="000000"/>
+                <w:sz w:val="22"/>
+                <w:szCs w:val="22"/>
+              </w:rPr>
+              <w:t xml:space="preserve">Exit Ticket / Wrap-Up</w:t>
+            </w:r>
+            <w:r>
+              <w:rPr>
+                <w:rFonts w:ascii="Arial" w:cs="Arial" w:eastAsia="Arial" w:hAnsi="Arial"/>
+                <w:sz w:val="20"/>
+                <w:szCs w:val="20"/>
+              </w:rPr>
+              <w:br/>
+              <w:t xml:space="preserve"/>
+            </w:r>
+            <w:r>
+              <w:rPr>
+                <w:rFonts w:ascii="Arial" w:cs="Arial" w:eastAsia="Arial" w:hAnsi="Arial"/>
+                <w:sz w:val="20"/>
+                <w:szCs w:val="20"/>
+              </w:rPr>
+              <w:br/>
+              <w:t xml:space="preserve"/>
+            </w:r>
+            <w:r>
+              <w:rPr>
+                <w:rFonts w:ascii="Arial" w:cs="Arial" w:eastAsia="Arial" w:hAnsi="Arial"/>
+                <w:b w:val="false"/>
+                <w:bCs w:val="false"/>
+                <w:i w:val="false"/>
+                <w:iCs w:val="false"/>
+                <w:color w:val="000000"/>
+                <w:sz w:val="20"/>
+                <w:szCs w:val="20"/>
+              </w:rPr>
+              <w:t xml:space="preserve">Name one new thing you learned about Planning Phase – Design &amp; Architecture today and one question you still have.</w:t>
+            </w:r>
+            <w:r>
+              <w:rPr>
+                <w:rFonts w:ascii="Arial" w:cs="Arial" w:eastAsia="Arial" w:hAnsi="Arial"/>
+                <w:sz w:val="20"/>
+                <w:szCs w:val="20"/>
+              </w:rPr>
+              <w:br/>
+              <w:t xml:space="preserve"/>
+            </w:r>
+            <w:r>
+              <w:rPr>
+                <w:rFonts w:ascii="Arial" w:cs="Arial" w:eastAsia="Arial" w:hAnsi="Arial"/>
+                <w:sz w:val="20"/>
+                <w:szCs w:val="20"/>
+              </w:rPr>
+              <w:br/>
+              <w:t xml:space="preserve"/>
+            </w:r>
+            <w:r>
+              <w:rPr>
+                <w:rFonts w:ascii="Arial" w:cs="Arial" w:eastAsia="Arial" w:hAnsi="Arial"/>
+                <w:b w:val="false"/>
+                <w:bCs w:val="false"/>
+                <w:i/>
+                <w:iCs/>
+                <w:color w:val="555555"/>
+                <w:sz w:val="20"/>
+                <w:szCs w:val="20"/>
+              </w:rPr>
               <w:t xml:space="preserve">→ 3–2–1: Name 3 things learned, 2 new vocab words, 1 question you still have.</w:t>
             </w:r>
           </w:p>
@@ -786,6 +1310,511 @@
     <w:p>
       <w:pPr>
         <w:spacing w:after="200"/>
+      </w:pPr>
+    </w:p>
+    <w:p>
+      <w:pPr>
+        <w:pBdr>
+          <w:bottom w:val="single" w:color="1B7A4A" w:sz="4" w:space="4"/>
+        </w:pBdr>
+        <w:spacing w:after="100" w:before="120"/>
+      </w:pPr>
+      <w:r>
+        <w:rPr>
+          <w:rFonts w:ascii="Arial" w:cs="Arial" w:eastAsia="Arial" w:hAnsi="Arial"/>
+          <w:b/>
+          <w:bCs/>
+          <w:color w:val="1B7A4A"/>
+          <w:sz w:val="24"/>
+          <w:szCs w:val="24"/>
+        </w:rPr>
+        <w:t xml:space="preserve">Key Concepts</w:t>
+      </w:r>
+    </w:p>
+    <w:p>
+      <w:pPr>
+        <w:spacing w:after="60"/>
+      </w:pPr>
+      <w:r>
+        <w:rPr>
+          <w:rFonts w:ascii="Arial" w:cs="Arial" w:eastAsia="Arial" w:hAnsi="Arial"/>
+          <w:sz w:val="20"/>
+          <w:szCs w:val="20"/>
+        </w:rPr>
+        <w:t xml:space="preserve">Real software development starts with planning, not coding. Today you'll take your brainstorm from Day 2 and turn it into a blueprint. You'll design your classes, plan your functions, sketch your file structure, and write pseudocode. This plan is your guide for the next 20 days of building.</w:t>
+      </w:r>
+    </w:p>
+    <w:p>
+      <w:pPr>
+        <w:spacing w:after="60"/>
+      </w:pPr>
+      <w:r>
+        <w:rPr>
+          <w:rFonts w:ascii="Arial" w:cs="Arial" w:eastAsia="Arial" w:hAnsi="Arial"/>
+          <w:sz w:val="20"/>
+          <w:szCs w:val="20"/>
+        </w:rPr>
+        <w:t xml:space="preserve">Minutes 0-5: Planning Standup</w:t>
+      </w:r>
+    </w:p>
+    <w:p>
+      <w:pPr>
+        <w:spacing w:after="60"/>
+        <w:ind w:left="360"/>
+      </w:pPr>
+      <w:r>
+        <w:rPr>
+          <w:rFonts w:ascii="Arial" w:cs="Arial" w:eastAsia="Arial" w:hAnsi="Arial"/>
+          <w:sz w:val="20"/>
+          <w:szCs w:val="20"/>
+        </w:rPr>
+        <w:t xml:space="preserve">• </w:t>
+      </w:r>
+      <w:r>
+        <w:rPr>
+          <w:rFonts w:ascii="Arial" w:cs="Arial" w:eastAsia="Arial" w:hAnsi="Arial"/>
+          <w:sz w:val="20"/>
+          <w:szCs w:val="20"/>
+        </w:rPr>
+        <w:t xml:space="preserve">Teacher: why planning matters (saves time, prevents rework, clarifies thinking)</w:t>
+      </w:r>
+    </w:p>
+    <w:p>
+      <w:pPr>
+        <w:spacing w:after="60"/>
+        <w:ind w:left="360"/>
+      </w:pPr>
+      <w:r>
+        <w:rPr>
+          <w:rFonts w:ascii="Arial" w:cs="Arial" w:eastAsia="Arial" w:hAnsi="Arial"/>
+          <w:sz w:val="20"/>
+          <w:szCs w:val="20"/>
+        </w:rPr>
+        <w:t xml:space="preserve">• </w:t>
+      </w:r>
+      <w:r>
+        <w:rPr>
+          <w:rFonts w:ascii="Arial" w:cs="Arial" w:eastAsia="Arial" w:hAnsi="Arial"/>
+          <w:sz w:val="20"/>
+          <w:szCs w:val="20"/>
+        </w:rPr>
+        <w:t xml:space="preserve">Quick demo: show one planning example from a past project</w:t>
+      </w:r>
+    </w:p>
+    <w:p>
+      <w:pPr>
+        <w:spacing w:after="60"/>
+      </w:pPr>
+      <w:r>
+        <w:rPr>
+          <w:rFonts w:ascii="Arial" w:cs="Arial" w:eastAsia="Arial" w:hAnsi="Arial"/>
+          <w:sz w:val="20"/>
+          <w:szCs w:val="20"/>
+        </w:rPr>
+        <w:t xml:space="preserve">Minutes 5-50: Individual Planning Work</w:t>
+      </w:r>
+    </w:p>
+    <w:p>
+      <w:pPr>
+        <w:spacing w:after="60"/>
+        <w:ind w:left="360"/>
+      </w:pPr>
+      <w:r>
+        <w:rPr>
+          <w:rFonts w:ascii="Arial" w:cs="Arial" w:eastAsia="Arial" w:hAnsi="Arial"/>
+          <w:sz w:val="20"/>
+          <w:szCs w:val="20"/>
+        </w:rPr>
+        <w:t xml:space="preserve">• </w:t>
+      </w:r>
+      <w:r>
+        <w:rPr>
+          <w:rFonts w:ascii="Arial" w:cs="Arial" w:eastAsia="Arial" w:hAnsi="Arial"/>
+          <w:sz w:val="20"/>
+          <w:szCs w:val="20"/>
+        </w:rPr>
+        <w:t xml:space="preserve">Use the Planning Template (below) to design your project</w:t>
+      </w:r>
+    </w:p>
+    <w:p>
+      <w:pPr>
+        <w:spacing w:after="60"/>
+        <w:ind w:left="360"/>
+      </w:pPr>
+      <w:r>
+        <w:rPr>
+          <w:rFonts w:ascii="Arial" w:cs="Arial" w:eastAsia="Arial" w:hAnsi="Arial"/>
+          <w:sz w:val="20"/>
+          <w:szCs w:val="20"/>
+        </w:rPr>
+        <w:t xml:space="preserve">• </w:t>
+      </w:r>
+      <w:r>
+        <w:rPr>
+          <w:rFonts w:ascii="Arial" w:cs="Arial" w:eastAsia="Arial" w:hAnsi="Arial"/>
+          <w:sz w:val="20"/>
+          <w:szCs w:val="20"/>
+        </w:rPr>
+        <w:t xml:space="preserve">Create a document (Google Doc, .txt, or Markdown) with:</w:t>
+      </w:r>
+    </w:p>
+    <w:p>
+      <w:pPr>
+        <w:spacing w:after="60"/>
+      </w:pPr>
+      <w:r>
+        <w:rPr>
+          <w:rFonts w:ascii="Arial" w:cs="Arial" w:eastAsia="Arial" w:hAnsi="Arial"/>
+          <w:sz w:val="20"/>
+          <w:szCs w:val="20"/>
+        </w:rPr>
+        <w:t xml:space="preserve">- Class and function design</w:t>
+      </w:r>
+    </w:p>
+    <w:p>
+      <w:pPr>
+        <w:spacing w:after="60"/>
+      </w:pPr>
+      <w:r>
+        <w:rPr>
+          <w:rFonts w:ascii="Arial" w:cs="Arial" w:eastAsia="Arial" w:hAnsi="Arial"/>
+          <w:sz w:val="20"/>
+          <w:szCs w:val="20"/>
+        </w:rPr>
+        <w:t xml:space="preserve">- File structure diagram</w:t>
+      </w:r>
+    </w:p>
+    <w:p>
+      <w:pPr>
+        <w:spacing w:after="60"/>
+      </w:pPr>
+      <w:r>
+        <w:rPr>
+          <w:rFonts w:ascii="Arial" w:cs="Arial" w:eastAsia="Arial" w:hAnsi="Arial"/>
+          <w:sz w:val="20"/>
+          <w:szCs w:val="20"/>
+        </w:rPr>
+        <w:t xml:space="preserve">- Pseudocode for core features</w:t>
+      </w:r>
+    </w:p>
+    <w:p>
+      <w:pPr>
+        <w:spacing w:after="60"/>
+      </w:pPr>
+      <w:r>
+        <w:rPr>
+          <w:rFonts w:ascii="Arial" w:cs="Arial" w:eastAsia="Arial" w:hAnsi="Arial"/>
+          <w:sz w:val="20"/>
+          <w:szCs w:val="20"/>
+        </w:rPr>
+        <w:t xml:space="preserve">- Data models (what does your data look like?)</w:t>
+      </w:r>
+    </w:p>
+    <w:p>
+      <w:pPr>
+        <w:spacing w:after="60"/>
+        <w:ind w:left="360"/>
+      </w:pPr>
+      <w:r>
+        <w:rPr>
+          <w:rFonts w:ascii="Arial" w:cs="Arial" w:eastAsia="Arial" w:hAnsi="Arial"/>
+          <w:sz w:val="20"/>
+          <w:szCs w:val="20"/>
+        </w:rPr>
+        <w:t xml:space="preserve">• </w:t>
+      </w:r>
+      <w:r>
+        <w:rPr>
+          <w:rFonts w:ascii="Arial" w:cs="Arial" w:eastAsia="Arial" w:hAnsi="Arial"/>
+          <w:sz w:val="20"/>
+          <w:szCs w:val="20"/>
+        </w:rPr>
+        <w:t xml:space="preserve">Encourage: use diagrams, boxes, arrows — visual planning is powerful</w:t>
+      </w:r>
+    </w:p>
+    <w:p>
+      <w:pPr>
+        <w:spacing w:after="60"/>
+      </w:pPr>
+      <w:r>
+        <w:rPr>
+          <w:rFonts w:ascii="Arial" w:cs="Arial" w:eastAsia="Arial" w:hAnsi="Arial"/>
+          <w:sz w:val="20"/>
+          <w:szCs w:val="20"/>
+        </w:rPr>
+        <w:t xml:space="preserve">Minutes 50-55: Wrap-up &amp; Save</w:t>
+      </w:r>
+    </w:p>
+    <w:p>
+      <w:pPr>
+        <w:spacing w:after="60"/>
+        <w:ind w:left="360"/>
+      </w:pPr>
+      <w:r>
+        <w:rPr>
+          <w:rFonts w:ascii="Arial" w:cs="Arial" w:eastAsia="Arial" w:hAnsi="Arial"/>
+          <w:sz w:val="20"/>
+          <w:szCs w:val="20"/>
+        </w:rPr>
+        <w:t xml:space="preserve">• </w:t>
+      </w:r>
+      <w:r>
+        <w:rPr>
+          <w:rFonts w:ascii="Arial" w:cs="Arial" w:eastAsia="Arial" w:hAnsi="Arial"/>
+          <w:sz w:val="20"/>
+          <w:szCs w:val="20"/>
+        </w:rPr>
+        <w:t xml:space="preserve">Save planning document to your project folder</w:t>
+      </w:r>
+    </w:p>
+    <w:p>
+      <w:pPr>
+        <w:spacing w:after="60"/>
+        <w:ind w:left="360"/>
+      </w:pPr>
+      <w:r>
+        <w:rPr>
+          <w:rFonts w:ascii="Arial" w:cs="Arial" w:eastAsia="Arial" w:hAnsi="Arial"/>
+          <w:sz w:val="20"/>
+          <w:szCs w:val="20"/>
+        </w:rPr>
+        <w:t xml:space="preserve">• </w:t>
+      </w:r>
+      <w:r>
+        <w:rPr>
+          <w:rFonts w:ascii="Arial" w:cs="Arial" w:eastAsia="Arial" w:hAnsi="Arial"/>
+          <w:sz w:val="20"/>
+          <w:szCs w:val="20"/>
+        </w:rPr>
+        <w:t xml:space="preserve">Bring it to Day 4 check-in</w:t>
+      </w:r>
+    </w:p>
+    <w:p>
+      <w:pPr>
+        <w:spacing w:after="60"/>
+      </w:pPr>
+      <w:r>
+        <w:rPr>
+          <w:rFonts w:ascii="Arial" w:cs="Arial" w:eastAsia="Arial" w:hAnsi="Arial"/>
+          <w:sz w:val="20"/>
+          <w:szCs w:val="20"/>
+        </w:rPr>
+        <w:t xml:space="preserve">Use this structure for your detailed plan.</w:t>
+      </w:r>
+    </w:p>
+    <w:p>
+      <w:pPr>
+        <w:spacing w:after="60"/>
+      </w:pPr>
+      <w:r>
+        <w:rPr>
+          <w:rFonts w:ascii="Arial" w:cs="Arial" w:eastAsia="Arial" w:hAnsi="Arial"/>
+          <w:sz w:val="20"/>
+          <w:szCs w:val="20"/>
+        </w:rPr>
+        <w:t xml:space="preserve">Describe the structure of your data.</w:t>
+      </w:r>
+    </w:p>
+    <w:p>
+      <w:pPr>
+        <w:spacing w:after="60"/>
+      </w:pPr>
+      <w:r>
+        <w:rPr>
+          <w:rFonts w:ascii="Arial" w:cs="Arial" w:eastAsia="Arial" w:hAnsi="Arial"/>
+          <w:sz w:val="20"/>
+          <w:szCs w:val="20"/>
+        </w:rPr>
+        <w:t xml:space="preserve">Diagram your project folders and files.</w:t>
+      </w:r>
+    </w:p>
+    <w:p>
+      <w:pPr>
+        <w:spacing w:after="60"/>
+      </w:pPr>
+      <w:r>
+        <w:rPr>
+          <w:rFonts w:ascii="Arial" w:cs="Arial" w:eastAsia="Arial" w:hAnsi="Arial"/>
+          <w:sz w:val="20"/>
+          <w:szCs w:val="20"/>
+        </w:rPr>
+        <w:t xml:space="preserve">For each class and main module, list the functions/methods.</w:t>
+      </w:r>
+    </w:p>
+    <w:p>
+      <w:pPr>
+        <w:spacing w:after="60"/>
+      </w:pPr>
+      <w:r>
+        <w:rPr>
+          <w:rFonts w:ascii="Arial" w:cs="Arial" w:eastAsia="Arial" w:hAnsi="Arial"/>
+          <w:sz w:val="20"/>
+          <w:szCs w:val="20"/>
+        </w:rPr>
+        <w:t xml:space="preserve">Write step-by-step logic for your most important features.</w:t>
+      </w:r>
+    </w:p>
+    <w:p>
+      <w:pPr>
+        <w:spacing w:after="60"/>
+      </w:pPr>
+      <w:r>
+        <w:rPr>
+          <w:rFonts w:ascii="Arial" w:cs="Arial" w:eastAsia="Arial" w:hAnsi="Arial"/>
+          <w:sz w:val="20"/>
+          <w:szCs w:val="20"/>
+        </w:rPr>
+        <w:t xml:space="preserve">List things you need to learn or clarify.</w:t>
+      </w:r>
+    </w:p>
+    <w:p>
+      <w:pPr>
+        <w:spacing w:after="60"/>
+      </w:pPr>
+      <w:r>
+        <w:rPr>
+          <w:rFonts w:ascii="Arial" w:cs="Arial" w:eastAsia="Arial" w:hAnsi="Arial"/>
+          <w:sz w:val="20"/>
+          <w:szCs w:val="20"/>
+        </w:rPr>
+        <w:t xml:space="preserve">Here's what a complete plan might look like:</w:t>
+      </w:r>
+    </w:p>
+    <w:p>
+      <w:pPr>
+        <w:spacing w:after="60"/>
+        <w:ind w:left="360"/>
+      </w:pPr>
+      <w:r>
+        <w:rPr>
+          <w:rFonts w:ascii="Arial" w:cs="Arial" w:eastAsia="Arial" w:hAnsi="Arial"/>
+          <w:sz w:val="20"/>
+          <w:szCs w:val="20"/>
+        </w:rPr>
+        <w:t xml:space="preserve">• </w:t>
+      </w:r>
+      <w:r>
+        <w:rPr>
+          <w:rFonts w:ascii="Arial" w:cs="Arial" w:eastAsia="Arial" w:hAnsi="Arial"/>
+          <w:sz w:val="20"/>
+          <w:szCs w:val="20"/>
+        </w:rPr>
+        <w:t xml:space="preserve">[ ] Data model defined (classes, attributes, methods)</w:t>
+      </w:r>
+    </w:p>
+    <w:p>
+      <w:pPr>
+        <w:spacing w:after="60"/>
+        <w:ind w:left="360"/>
+      </w:pPr>
+      <w:r>
+        <w:rPr>
+          <w:rFonts w:ascii="Arial" w:cs="Arial" w:eastAsia="Arial" w:hAnsi="Arial"/>
+          <w:sz w:val="20"/>
+          <w:szCs w:val="20"/>
+        </w:rPr>
+        <w:t xml:space="preserve">• </w:t>
+      </w:r>
+      <w:r>
+        <w:rPr>
+          <w:rFonts w:ascii="Arial" w:cs="Arial" w:eastAsia="Arial" w:hAnsi="Arial"/>
+          <w:sz w:val="20"/>
+          <w:szCs w:val="20"/>
+        </w:rPr>
+        <w:t xml:space="preserve">[ ] File structure sketched</w:t>
+      </w:r>
+    </w:p>
+    <w:p>
+      <w:pPr>
+        <w:spacing w:after="60"/>
+        <w:ind w:left="360"/>
+      </w:pPr>
+      <w:r>
+        <w:rPr>
+          <w:rFonts w:ascii="Arial" w:cs="Arial" w:eastAsia="Arial" w:hAnsi="Arial"/>
+          <w:sz w:val="20"/>
+          <w:szCs w:val="20"/>
+        </w:rPr>
+        <w:t xml:space="preserve">• </w:t>
+      </w:r>
+      <w:r>
+        <w:rPr>
+          <w:rFonts w:ascii="Arial" w:cs="Arial" w:eastAsia="Arial" w:hAnsi="Arial"/>
+          <w:sz w:val="20"/>
+          <w:szCs w:val="20"/>
+        </w:rPr>
+        <w:t xml:space="preserve">[ ] 5-7 core functions/methods designed</w:t>
+      </w:r>
+    </w:p>
+    <w:p>
+      <w:pPr>
+        <w:spacing w:after="60"/>
+        <w:ind w:left="360"/>
+      </w:pPr>
+      <w:r>
+        <w:rPr>
+          <w:rFonts w:ascii="Arial" w:cs="Arial" w:eastAsia="Arial" w:hAnsi="Arial"/>
+          <w:sz w:val="20"/>
+          <w:szCs w:val="20"/>
+        </w:rPr>
+        <w:t xml:space="preserve">• </w:t>
+      </w:r>
+      <w:r>
+        <w:rPr>
+          <w:rFonts w:ascii="Arial" w:cs="Arial" w:eastAsia="Arial" w:hAnsi="Arial"/>
+          <w:sz w:val="20"/>
+          <w:szCs w:val="20"/>
+        </w:rPr>
+        <w:t xml:space="preserve">[ ] Pseudocode written for 2-3 hardest features</w:t>
+      </w:r>
+    </w:p>
+    <w:p>
+      <w:pPr>
+        <w:spacing w:after="60"/>
+        <w:ind w:left="360"/>
+      </w:pPr>
+      <w:r>
+        <w:rPr>
+          <w:rFonts w:ascii="Arial" w:cs="Arial" w:eastAsia="Arial" w:hAnsi="Arial"/>
+          <w:sz w:val="20"/>
+          <w:szCs w:val="20"/>
+        </w:rPr>
+        <w:t xml:space="preserve">• </w:t>
+      </w:r>
+      <w:r>
+        <w:rPr>
+          <w:rFonts w:ascii="Arial" w:cs="Arial" w:eastAsia="Arial" w:hAnsi="Arial"/>
+          <w:sz w:val="20"/>
+          <w:szCs w:val="20"/>
+        </w:rPr>
+        <w:t xml:space="preserve">[ ] Key unknowns listed</w:t>
+      </w:r>
+    </w:p>
+    <w:p>
+      <w:pPr>
+        <w:spacing w:after="60"/>
+        <w:ind w:left="360"/>
+      </w:pPr>
+      <w:r>
+        <w:rPr>
+          <w:rFonts w:ascii="Arial" w:cs="Arial" w:eastAsia="Arial" w:hAnsi="Arial"/>
+          <w:sz w:val="20"/>
+          <w:szCs w:val="20"/>
+        </w:rPr>
+        <w:t xml:space="preserve">• </w:t>
+      </w:r>
+      <w:r>
+        <w:rPr>
+          <w:rFonts w:ascii="Arial" w:cs="Arial" w:eastAsia="Arial" w:hAnsi="Arial"/>
+          <w:sz w:val="20"/>
+          <w:szCs w:val="20"/>
+        </w:rPr>
+        <w:t xml:space="preserve">[ ] Plan saved and ready for Day 4 review</w:t>
+      </w:r>
+    </w:p>
+    <w:p>
+      <w:pPr>
+        <w:spacing w:after="160"/>
       </w:pPr>
     </w:p>
     <w:p>
@@ -2561,6 +3590,95 @@
     <w:p>
       <w:pPr>
         <w:spacing w:after="120"/>
+      </w:pPr>
+    </w:p>
+    <w:p>
+      <w:pPr>
+        <w:pBdr>
+          <w:bottom w:val="single" w:color="1B7A4A" w:sz="4" w:space="4"/>
+        </w:pBdr>
+        <w:spacing w:after="100" w:before="120"/>
+      </w:pPr>
+      <w:r>
+        <w:rPr>
+          <w:rFonts w:ascii="Arial" w:cs="Arial" w:eastAsia="Arial" w:hAnsi="Arial"/>
+          <w:b/>
+          <w:bCs/>
+          <w:color w:val="1B7A4A"/>
+          <w:sz w:val="24"/>
+          <w:szCs w:val="24"/>
+        </w:rPr>
+        <w:t xml:space="preserve">Guided Practice</w:t>
+      </w:r>
+    </w:p>
+    <w:p>
+      <w:pPr>
+        <w:spacing w:after="60"/>
+      </w:pPr>
+      <w:r>
+        <w:rPr>
+          <w:rFonts w:ascii="Arial" w:cs="Arial" w:eastAsia="Arial" w:hAnsi="Arial"/>
+          <w:sz w:val="20"/>
+          <w:szCs w:val="20"/>
+        </w:rPr>
+        <w:t xml:space="preserve">- [ ] Planning document completed</w:t>
+      </w:r>
+    </w:p>
+    <w:p>
+      <w:pPr>
+        <w:spacing w:after="60"/>
+      </w:pPr>
+      <w:r>
+        <w:rPr>
+          <w:rFonts w:ascii="Arial" w:cs="Arial" w:eastAsia="Arial" w:hAnsi="Arial"/>
+          <w:sz w:val="20"/>
+          <w:szCs w:val="20"/>
+        </w:rPr>
+        <w:t xml:space="preserve">- [ ] Class/function design finalized</w:t>
+      </w:r>
+    </w:p>
+    <w:p>
+      <w:pPr>
+        <w:spacing w:after="60"/>
+      </w:pPr>
+      <w:r>
+        <w:rPr>
+          <w:rFonts w:ascii="Arial" w:cs="Arial" w:eastAsia="Arial" w:hAnsi="Arial"/>
+          <w:sz w:val="20"/>
+          <w:szCs w:val="20"/>
+        </w:rPr>
+        <w:t xml:space="preserve">- [ ] File structure diagram created</w:t>
+      </w:r>
+    </w:p>
+    <w:p>
+      <w:pPr>
+        <w:spacing w:after="60"/>
+      </w:pPr>
+      <w:r>
+        <w:rPr>
+          <w:rFonts w:ascii="Arial" w:cs="Arial" w:eastAsia="Arial" w:hAnsi="Arial"/>
+          <w:sz w:val="20"/>
+          <w:szCs w:val="20"/>
+        </w:rPr>
+        <w:t xml:space="preserve">- [ ] Pseudocode written for core features</w:t>
+      </w:r>
+    </w:p>
+    <w:p>
+      <w:pPr>
+        <w:spacing w:after="60"/>
+      </w:pPr>
+      <w:r>
+        <w:rPr>
+          <w:rFonts w:ascii="Arial" w:cs="Arial" w:eastAsia="Arial" w:hAnsi="Arial"/>
+          <w:sz w:val="20"/>
+          <w:szCs w:val="20"/>
+        </w:rPr>
+        <w:t xml:space="preserve">- [ ] Plan saved to project folder</w:t>
+      </w:r>
+    </w:p>
+    <w:p>
+      <w:pPr>
+        <w:spacing w:after="160"/>
       </w:pPr>
     </w:p>
     <w:p>
